--- a/00-首页/题组Word/习题书/第四篇-元素与分析/2-离子反应与方程式-学生版-打印版.docx
+++ b/00-首页/题组Word/习题书/第四篇-元素与分析/2-离子反应与方程式-学生版-打印版.docx
@@ -5500,183 +5500,6 @@
     <w:p>
       <w:pPr>
         <w:pStyle w:val="BodyText"/>
-      </w:pPr>
-      <m:oMathPara>
-        <m:oMathParaPr>
-          <m:jc m:val="center"/>
-          <m:ctrlPr>
-            <w:rPr>
-              <w:sz w:val="28"/>
-              <w:szCs w:val="28"/>
-            </w:rPr>
-          </m:ctrlPr>
-        </m:oMathParaPr>
-        <m:oMath>
-          <m:sSub>
-            <m:e>
-              <m:r>
-                <m:rPr>
-                  <m:sty m:val="p"/>
-                </m:rPr>
-                <m:t>P</m:t>
-              </m:r>
-            </m:e>
-            <m:sub>
-              <m:r>
-                <m:t>4</m:t>
-              </m:r>
-            </m:sub>
-          </m:sSub>
-          <m:r>
-            <m:rPr>
-              <m:sty m:val="p"/>
-            </m:rPr>
-            <m:t>+</m:t>
-          </m:r>
-          <m:sSub>
-            <m:e>
-              <m:r>
-                <m:rPr>
-                  <m:sty m:val="p"/>
-                </m:rPr>
-                <m:t>P</m:t>
-              </m:r>
-            </m:e>
-            <m:sub>
-              <m:r>
-                <m:t>2</m:t>
-              </m:r>
-            </m:sub>
-          </m:sSub>
-          <m:sSub>
-            <m:e>
-              <m:r>
-                <m:rPr>
-                  <m:sty m:val="p"/>
-                </m:rPr>
-                <m:t>I</m:t>
-              </m:r>
-            </m:e>
-            <m:sub>
-              <m:r>
-                <m:t>4</m:t>
-              </m:r>
-            </m:sub>
-          </m:sSub>
-          <m:r>
-            <m:rPr>
-              <m:sty m:val="p"/>
-            </m:rPr>
-            <m:t>+</m:t>
-          </m:r>
-          <m:sSub>
-            <m:e>
-              <m:r>
-                <m:rPr>
-                  <m:sty m:val="p"/>
-                </m:rPr>
-                <m:t>H</m:t>
-              </m:r>
-            </m:e>
-            <m:sub>
-              <m:r>
-                <m:t>2</m:t>
-              </m:r>
-            </m:sub>
-          </m:sSub>
-          <m:r>
-            <m:rPr>
-              <m:sty m:val="p"/>
-            </m:rPr>
-            <m:t>O</m:t>
-          </m:r>
-          <m:r>
-            <m:rPr>
-              <m:sty m:val="p"/>
-            </m:rPr>
-            <m:t>→</m:t>
-          </m:r>
-          <m:sSub>
-            <m:e>
-              <m:r>
-                <m:rPr>
-                  <m:sty m:val="p"/>
-                </m:rPr>
-                <m:t>P</m:t>
-              </m:r>
-              <m:r>
-                <m:rPr>
-                  <m:sty m:val="p"/>
-                </m:rPr>
-                <m:t>H</m:t>
-              </m:r>
-            </m:e>
-            <m:sub>
-              <m:r>
-                <m:t>4</m:t>
-              </m:r>
-            </m:sub>
-          </m:sSub>
-          <m:r>
-            <m:rPr>
-              <m:sty m:val="p"/>
-            </m:rPr>
-            <m:t>I</m:t>
-          </m:r>
-          <m:r>
-            <m:rPr>
-              <m:sty m:val="p"/>
-            </m:rPr>
-            <m:t>+</m:t>
-          </m:r>
-          <m:sSub>
-            <m:e>
-              <m:r>
-                <m:rPr>
-                  <m:sty m:val="p"/>
-                </m:rPr>
-                <m:t>H</m:t>
-              </m:r>
-            </m:e>
-            <m:sub>
-              <m:r>
-                <m:t>3</m:t>
-              </m:r>
-            </m:sub>
-          </m:sSub>
-          <m:sSub>
-            <m:e>
-              <m:r>
-                <m:rPr>
-                  <m:sty m:val="p"/>
-                </m:rPr>
-                <m:t>P</m:t>
-              </m:r>
-              <m:r>
-                <m:rPr>
-                  <m:sty m:val="p"/>
-                </m:rPr>
-                <m:t>O</m:t>
-              </m:r>
-            </m:e>
-            <m:sub>
-              <m:r>
-                <m:t>4</m:t>
-              </m:r>
-            </m:sub>
-          </m:sSub>
-          <m:r>
-            <m:rPr>
-              <m:sty m:val="p"/>
-            </m:rPr>
-            <m:t>。</m:t>
-          </m:r>
-        </m:oMath>
-      </m:oMathPara>
-    </w:p>
-    <w:p>
-      <w:pPr>
-        <w:pStyle w:val="FirstParagraph"/>
       </w:pPr>
       <w:r>
         <w:rPr>
@@ -33349,127 +33172,6 @@
       <w:pPr>
         <w:pStyle w:val="BodyText"/>
       </w:pPr>
-      <m:oMathPara>
-        <m:oMathParaPr>
-          <m:jc m:val="center"/>
-          <m:ctrlPr>
-            <w:rPr>
-              <w:sz w:val="28"/>
-              <w:szCs w:val="28"/>
-            </w:rPr>
-          </m:ctrlPr>
-        </m:oMathParaPr>
-        <m:oMath>
-          <m:sSub>
-            <m:e>
-              <m:r>
-                <m:t>W</m:t>
-              </m:r>
-            </m:e>
-            <m:sub>
-              <m:r>
-                <m:t>n</m:t>
-              </m:r>
-            </m:sub>
-          </m:sSub>
-          <m:r>
-            <m:rPr>
-              <m:sty m:val="p"/>
-            </m:rPr>
-            <m:t>=</m:t>
-          </m:r>
-          <m:sSup>
-            <m:e>
-              <m:d>
-                <m:dPr>
-                  <m:begChr m:val="("/>
-                  <m:sepChr m:val=""/>
-                  <m:endChr m:val=")"/>
-                  <m:grow/>
-                </m:dPr>
-                <m:e>
-                  <m:f>
-                    <m:fPr>
-                      <m:type m:val="bar"/>
-                    </m:fPr>
-                    <m:num>
-                      <m:sSub>
-                        <m:e>
-                          <m:r>
-                            <m:t>V</m:t>
-                          </m:r>
-                        </m:e>
-                        <m:sub>
-                          <m:r>
-                            <m:t>1</m:t>
-                          </m:r>
-                        </m:sub>
-                      </m:sSub>
-                    </m:num>
-                    <m:den>
-                      <m:r>
-                        <m:t>D</m:t>
-                      </m:r>
-                      <m:sSub>
-                        <m:e>
-                          <m:r>
-                            <m:t>V</m:t>
-                          </m:r>
-                        </m:e>
-                        <m:sub>
-                          <m:r>
-                            <m:t>2</m:t>
-                          </m:r>
-                        </m:sub>
-                      </m:sSub>
-                      <m:r>
-                        <m:rPr>
-                          <m:sty m:val="p"/>
-                        </m:rPr>
-                        <m:t>+</m:t>
-                      </m:r>
-                      <m:sSub>
-                        <m:e>
-                          <m:r>
-                            <m:t>V</m:t>
-                          </m:r>
-                        </m:e>
-                        <m:sub>
-                          <m:r>
-                            <m:t>1</m:t>
-                          </m:r>
-                        </m:sub>
-                      </m:sSub>
-                    </m:den>
-                  </m:f>
-                </m:e>
-              </m:d>
-            </m:e>
-            <m:sup>
-              <m:r>
-                <m:t>n</m:t>
-              </m:r>
-            </m:sup>
-          </m:sSup>
-          <m:sSub>
-            <m:e>
-              <m:r>
-                <m:t>W</m:t>
-              </m:r>
-            </m:e>
-            <m:sub>
-              <m:r>
-                <m:t>0</m:t>
-              </m:r>
-            </m:sub>
-          </m:sSub>
-        </m:oMath>
-      </m:oMathPara>
-    </w:p>
-    <w:p>
-      <w:pPr>
-        <w:pStyle w:val="FirstParagraph"/>
-      </w:pPr>
       <w:r>
         <w:rPr>
           <w:rFonts w:ascii="Times New Roman" w:hAnsi="Times New Roman" w:eastAsia="Times New Roman" w:cs="Times New Roman"/>
@@ -34739,150 +34441,6 @@
       <w:pPr>
         <w:pStyle w:val="BodyText"/>
       </w:pPr>
-      <m:oMathPara>
-        <m:oMathParaPr>
-          <m:jc m:val="center"/>
-          <m:ctrlPr>
-            <w:rPr>
-              <w:sz w:val="28"/>
-              <w:szCs w:val="28"/>
-            </w:rPr>
-          </m:ctrlPr>
-        </m:oMathParaPr>
-        <m:oMath>
-          <m:r>
-            <m:t>D</m:t>
-          </m:r>
-          <m:r>
-            <m:rPr>
-              <m:sty m:val="p"/>
-            </m:rPr>
-            <m:t>=</m:t>
-          </m:r>
-          <m:f>
-            <m:fPr>
-              <m:type m:val="bar"/>
-            </m:fPr>
-            <m:num>
-              <m:sSub>
-                <m:e>
-                  <m:r>
-                    <m:t>K</m:t>
-                  </m:r>
-                </m:e>
-                <m:sub>
-                  <m:r>
-                    <m:t>D</m:t>
-                  </m:r>
-                </m:sub>
-              </m:sSub>
-              <m:r>
-                <m:rPr>
-                  <m:sty m:val="p"/>
-                </m:rPr>
-                <m:t>[</m:t>
-              </m:r>
-              <m:sSup>
-                <m:e>
-                  <m:r>
-                    <m:rPr>
-                      <m:sty m:val="p"/>
-                    </m:rPr>
-                    <m:t>H</m:t>
-                  </m:r>
-                </m:e>
-                <m:sup>
-                  <m:r>
-                    <m:rPr>
-                      <m:sty m:val="p"/>
-                    </m:rPr>
-                    <m:t>+</m:t>
-                  </m:r>
-                </m:sup>
-              </m:sSup>
-              <m:sSub>
-                <m:e>
-                  <m:r>
-                    <m:rPr>
-                      <m:sty m:val="p"/>
-                    </m:rPr>
-                    <m:t>]</m:t>
-                  </m:r>
-                </m:e>
-                <m:sub>
-                  <m:r>
-                    <m:t>w</m:t>
-                  </m:r>
-                </m:sub>
-              </m:sSub>
-            </m:num>
-            <m:den>
-              <m:r>
-                <m:rPr>
-                  <m:sty m:val="p"/>
-                </m:rPr>
-                <m:t>[</m:t>
-              </m:r>
-              <m:sSup>
-                <m:e>
-                  <m:r>
-                    <m:rPr>
-                      <m:sty m:val="p"/>
-                    </m:rPr>
-                    <m:t>H</m:t>
-                  </m:r>
-                </m:e>
-                <m:sup>
-                  <m:r>
-                    <m:rPr>
-                      <m:sty m:val="p"/>
-                    </m:rPr>
-                    <m:t>+</m:t>
-                  </m:r>
-                </m:sup>
-              </m:sSup>
-              <m:sSub>
-                <m:e>
-                  <m:r>
-                    <m:rPr>
-                      <m:sty m:val="p"/>
-                    </m:rPr>
-                    <m:t>]</m:t>
-                  </m:r>
-                </m:e>
-                <m:sub>
-                  <m:r>
-                    <m:t>w</m:t>
-                  </m:r>
-                </m:sub>
-              </m:sSub>
-              <m:r>
-                <m:rPr>
-                  <m:sty m:val="p"/>
-                </m:rPr>
-                <m:t>+</m:t>
-              </m:r>
-              <m:sSub>
-                <m:e>
-                  <m:r>
-                    <m:t>K</m:t>
-                  </m:r>
-                </m:e>
-                <m:sub>
-                  <m:r>
-                    <m:t>a</m:t>
-                  </m:r>
-                </m:sub>
-              </m:sSub>
-            </m:den>
-          </m:f>
-        </m:oMath>
-      </m:oMathPara>
-    </w:p>
-    <w:p>
-      <w:pPr>
-        <w:pStyle w:val="FirstParagraph"/>
-      </w:pPr>
       <w:r>
         <w:rPr>
           <w:rFonts w:hint="eastAsia" w:ascii="Times New Roman" w:hAnsi="Times New Roman" w:eastAsia="FangSong" w:cs="Times New Roman"/>
@@ -35293,374 +34851,6 @@
         </w:rPr>
         <w:t>）：</w:t>
       </w:r>
-    </w:p>
-    <w:p>
-      <w:pPr>
-        <w:pStyle w:val="BodyText"/>
-      </w:pPr>
-      <m:oMathPara>
-        <m:oMathParaPr>
-          <m:jc m:val="center"/>
-          <m:ctrlPr>
-            <w:rPr>
-              <w:sz w:val="28"/>
-              <w:szCs w:val="28"/>
-            </w:rPr>
-          </m:ctrlPr>
-        </m:oMathParaPr>
-        <m:oMath>
-          <m:r>
-            <m:t>D</m:t>
-          </m:r>
-          <m:r>
-            <m:rPr>
-              <m:sty m:val="p"/>
-            </m:rPr>
-            <m:t>=</m:t>
-          </m:r>
-          <m:f>
-            <m:fPr>
-              <m:type m:val="bar"/>
-            </m:fPr>
-            <m:num>
-              <m:r>
-                <m:rPr>
-                  <m:sty m:val="p"/>
-                </m:rPr>
-                <m:t>[</m:t>
-              </m:r>
-              <m:r>
-                <m:rPr>
-                  <m:sty m:val="p"/>
-                </m:rPr>
-                <m:t>O</m:t>
-              </m:r>
-              <m:r>
-                <m:rPr>
-                  <m:sty m:val="p"/>
-                </m:rPr>
-                <m:t>x</m:t>
-              </m:r>
-              <m:r>
-                <m:rPr>
-                  <m:sty m:val="p"/>
-                </m:rPr>
-                <m:t>H</m:t>
-              </m:r>
-              <m:sSub>
-                <m:e>
-                  <m:r>
-                    <m:rPr>
-                      <m:sty m:val="p"/>
-                    </m:rPr>
-                    <m:t>]</m:t>
-                  </m:r>
-                </m:e>
-                <m:sub>
-                  <m:r>
-                    <m:t>o</m:t>
-                  </m:r>
-                </m:sub>
-              </m:sSub>
-            </m:num>
-            <m:den>
-              <m:r>
-                <m:rPr>
-                  <m:sty m:val="p"/>
-                </m:rPr>
-                <m:t>[</m:t>
-              </m:r>
-              <m:r>
-                <m:rPr>
-                  <m:sty m:val="p"/>
-                </m:rPr>
-                <m:t>O</m:t>
-              </m:r>
-              <m:r>
-                <m:rPr>
-                  <m:sty m:val="p"/>
-                </m:rPr>
-                <m:t>x</m:t>
-              </m:r>
-              <m:sSubSup>
-                <m:e>
-                  <m:r>
-                    <m:rPr>
-                      <m:sty m:val="p"/>
-                    </m:rPr>
-                    <m:t>H</m:t>
-                  </m:r>
-                </m:e>
-                <m:sub>
-                  <m:r>
-                    <m:rPr>
-                      <m:sty m:val="p"/>
-                    </m:rPr>
-                    <m:t>2</m:t>
-                  </m:r>
-                </m:sub>
-                <m:sup>
-                  <m:r>
-                    <m:rPr>
-                      <m:sty m:val="p"/>
-                    </m:rPr>
-                    <m:t>+</m:t>
-                  </m:r>
-                </m:sup>
-              </m:sSubSup>
-              <m:sSub>
-                <m:e>
-                  <m:r>
-                    <m:rPr>
-                      <m:sty m:val="p"/>
-                    </m:rPr>
-                    <m:t>]</m:t>
-                  </m:r>
-                </m:e>
-                <m:sub>
-                  <m:r>
-                    <m:t>w</m:t>
-                  </m:r>
-                </m:sub>
-              </m:sSub>
-              <m:r>
-                <m:rPr>
-                  <m:sty m:val="p"/>
-                </m:rPr>
-                <m:t>+</m:t>
-              </m:r>
-              <m:r>
-                <m:rPr>
-                  <m:sty m:val="p"/>
-                </m:rPr>
-                <m:t>[</m:t>
-              </m:r>
-              <m:r>
-                <m:rPr>
-                  <m:sty m:val="p"/>
-                </m:rPr>
-                <m:t>O</m:t>
-              </m:r>
-              <m:r>
-                <m:rPr>
-                  <m:sty m:val="p"/>
-                </m:rPr>
-                <m:t>x</m:t>
-              </m:r>
-              <m:r>
-                <m:rPr>
-                  <m:sty m:val="p"/>
-                </m:rPr>
-                <m:t>H</m:t>
-              </m:r>
-              <m:sSub>
-                <m:e>
-                  <m:r>
-                    <m:rPr>
-                      <m:sty m:val="p"/>
-                    </m:rPr>
-                    <m:t>]</m:t>
-                  </m:r>
-                </m:e>
-                <m:sub>
-                  <m:r>
-                    <m:t>w</m:t>
-                  </m:r>
-                </m:sub>
-              </m:sSub>
-              <m:r>
-                <m:rPr>
-                  <m:sty m:val="p"/>
-                </m:rPr>
-                <m:t>+</m:t>
-              </m:r>
-              <m:r>
-                <m:rPr>
-                  <m:sty m:val="p"/>
-                </m:rPr>
-                <m:t>[</m:t>
-              </m:r>
-              <m:r>
-                <m:rPr>
-                  <m:sty m:val="p"/>
-                </m:rPr>
-                <m:t>O</m:t>
-              </m:r>
-              <m:sSup>
-                <m:e>
-                  <m:r>
-                    <m:rPr>
-                      <m:sty m:val="p"/>
-                    </m:rPr>
-                    <m:t>x</m:t>
-                  </m:r>
-                </m:e>
-                <m:sup>
-                  <m:r>
-                    <m:rPr>
-                      <m:sty m:val="p"/>
-                    </m:rPr>
-                    <m:t>−</m:t>
-                  </m:r>
-                </m:sup>
-              </m:sSup>
-              <m:sSub>
-                <m:e>
-                  <m:r>
-                    <m:rPr>
-                      <m:sty m:val="p"/>
-                    </m:rPr>
-                    <m:t>]</m:t>
-                  </m:r>
-                </m:e>
-                <m:sub>
-                  <m:r>
-                    <m:t>w</m:t>
-                  </m:r>
-                </m:sub>
-              </m:sSub>
-            </m:den>
-          </m:f>
-          <m:r>
-            <m:rPr>
-              <m:sty m:val="p"/>
-            </m:rPr>
-            <m:t>=</m:t>
-          </m:r>
-          <m:f>
-            <m:fPr>
-              <m:type m:val="bar"/>
-            </m:fPr>
-            <m:num>
-              <m:sSub>
-                <m:e>
-                  <m:r>
-                    <m:t>K</m:t>
-                  </m:r>
-                </m:e>
-                <m:sub>
-                  <m:r>
-                    <m:t>D</m:t>
-                  </m:r>
-                </m:sub>
-              </m:sSub>
-            </m:num>
-            <m:den>
-              <m:r>
-                <m:rPr>
-                  <m:sty m:val="p"/>
-                </m:rPr>
-                <m:t>[</m:t>
-              </m:r>
-              <m:sSup>
-                <m:e>
-                  <m:r>
-                    <m:rPr>
-                      <m:sty m:val="p"/>
-                    </m:rPr>
-                    <m:t>H</m:t>
-                  </m:r>
-                </m:e>
-                <m:sup>
-                  <m:r>
-                    <m:rPr>
-                      <m:sty m:val="p"/>
-                    </m:rPr>
-                    <m:t>+</m:t>
-                  </m:r>
-                </m:sup>
-              </m:sSup>
-              <m:r>
-                <m:rPr>
-                  <m:sty m:val="p"/>
-                </m:rPr>
-                <m:t>]</m:t>
-              </m:r>
-              <m:r>
-                <m:rPr>
-                  <m:sty m:val="p"/>
-                </m:rPr>
-                <m:t>/</m:t>
-              </m:r>
-              <m:sSub>
-                <m:e>
-                  <m:r>
-                    <m:t>K</m:t>
-                  </m:r>
-                </m:e>
-                <m:sub>
-                  <m:r>
-                    <m:t>1</m:t>
-                  </m:r>
-                </m:sub>
-              </m:sSub>
-              <m:r>
-                <m:rPr>
-                  <m:sty m:val="p"/>
-                </m:rPr>
-                <m:t>+</m:t>
-              </m:r>
-              <m:r>
-                <m:t>1</m:t>
-              </m:r>
-              <m:r>
-                <m:rPr>
-                  <m:sty m:val="p"/>
-                </m:rPr>
-                <m:t>+</m:t>
-              </m:r>
-              <m:sSub>
-                <m:e>
-                  <m:r>
-                    <m:t>K</m:t>
-                  </m:r>
-                </m:e>
-                <m:sub>
-                  <m:r>
-                    <m:t>2</m:t>
-                  </m:r>
-                </m:sub>
-              </m:sSub>
-              <m:r>
-                <m:rPr>
-                  <m:sty m:val="p"/>
-                </m:rPr>
-                <m:t>/</m:t>
-              </m:r>
-              <m:r>
-                <m:rPr>
-                  <m:sty m:val="p"/>
-                </m:rPr>
-                <m:t>[</m:t>
-              </m:r>
-              <m:sSup>
-                <m:e>
-                  <m:r>
-                    <m:rPr>
-                      <m:sty m:val="p"/>
-                    </m:rPr>
-                    <m:t>H</m:t>
-                  </m:r>
-                </m:e>
-                <m:sup>
-                  <m:r>
-                    <m:rPr>
-                      <m:sty m:val="p"/>
-                    </m:rPr>
-                    <m:t>+</m:t>
-                  </m:r>
-                </m:sup>
-              </m:sSup>
-              <m:r>
-                <m:rPr>
-                  <m:sty m:val="p"/>
-                </m:rPr>
-                <m:t>]</m:t>
-              </m:r>
-            </m:den>
-          </m:f>
-        </m:oMath>
-      </m:oMathPara>
     </w:p>
     <w:p>
       <w:pPr>
@@ -35795,199 +34985,6 @@
         </w:rPr>
         <w:t>=0：</w:t>
       </w:r>
-    </w:p>
-    <w:p>
-      <w:pPr>
-        <w:pStyle w:val="FirstParagraph"/>
-      </w:pPr>
-      <m:oMathPara>
-        <m:oMathParaPr>
-          <m:jc m:val="center"/>
-          <m:ctrlPr>
-            <w:rPr>
-              <w:sz w:val="28"/>
-              <w:szCs w:val="28"/>
-            </w:rPr>
-          </m:ctrlPr>
-        </m:oMathParaPr>
-        <m:oMath>
-          <m:r>
-            <m:rPr>
-              <m:sty m:val="p"/>
-            </m:rPr>
-            <m:t>[</m:t>
-          </m:r>
-          <m:sSup>
-            <m:e>
-              <m:r>
-                <m:rPr>
-                  <m:sty m:val="p"/>
-                </m:rPr>
-                <m:t>H</m:t>
-              </m:r>
-            </m:e>
-            <m:sup>
-              <m:r>
-                <m:rPr>
-                  <m:sty m:val="p"/>
-                </m:rPr>
-                <m:t>+</m:t>
-              </m:r>
-            </m:sup>
-          </m:sSup>
-          <m:r>
-            <m:rPr>
-              <m:sty m:val="p"/>
-            </m:rPr>
-            <m:t>]</m:t>
-          </m:r>
-          <m:r>
-            <m:rPr>
-              <m:sty m:val="p"/>
-            </m:rPr>
-            <m:t>=</m:t>
-          </m:r>
-          <m:rad>
-            <m:radPr>
-              <m:degHide m:val="on"/>
-            </m:radPr>
-            <m:deg/>
-            <m:e>
-              <m:sSub>
-                <m:e>
-                  <m:r>
-                    <m:t>K</m:t>
-                  </m:r>
-                </m:e>
-                <m:sub>
-                  <m:r>
-                    <m:t>1</m:t>
-                  </m:r>
-                </m:sub>
-              </m:sSub>
-              <m:sSub>
-                <m:e>
-                  <m:r>
-                    <m:t>K</m:t>
-                  </m:r>
-                </m:e>
-                <m:sub>
-                  <m:r>
-                    <m:t>2</m:t>
-                  </m:r>
-                </m:sub>
-              </m:sSub>
-            </m:e>
-          </m:rad>
-          <m:r>
-            <m:rPr>
-              <m:sty m:val="p"/>
-            </m:rPr>
-            <m:t>=</m:t>
-          </m:r>
-          <m:rad>
-            <m:radPr>
-              <m:degHide m:val="on"/>
-            </m:radPr>
-            <m:deg/>
-            <m:e>
-              <m:sSup>
-                <m:e>
-                  <m:r>
-                    <m:t>10</m:t>
-                  </m:r>
-                </m:e>
-                <m:sup>
-                  <m:r>
-                    <m:rPr>
-                      <m:sty m:val="p"/>
-                    </m:rPr>
-                    <m:t>−</m:t>
-                  </m:r>
-                  <m:r>
-                    <m:t>5</m:t>
-                  </m:r>
-                </m:sup>
-              </m:sSup>
-              <m:r>
-                <m:rPr>
-                  <m:sty m:val="p"/>
-                </m:rPr>
-                <m:t>×</m:t>
-              </m:r>
-              <m:r>
-                <m:t>2</m:t>
-              </m:r>
-              <m:r>
-                <m:rPr>
-                  <m:sty m:val="p"/>
-                </m:rPr>
-                <m:t>×</m:t>
-              </m:r>
-              <m:sSup>
-                <m:e>
-                  <m:r>
-                    <m:t>10</m:t>
-                  </m:r>
-                </m:e>
-                <m:sup>
-                  <m:r>
-                    <m:rPr>
-                      <m:sty m:val="p"/>
-                    </m:rPr>
-                    <m:t>−</m:t>
-                  </m:r>
-                  <m:r>
-                    <m:t>10</m:t>
-                  </m:r>
-                </m:sup>
-              </m:sSup>
-            </m:e>
-          </m:rad>
-          <m:r>
-            <m:rPr>
-              <m:sty m:val="p"/>
-            </m:rPr>
-            <m:t>=</m:t>
-          </m:r>
-          <m:r>
-            <m:t>4.5</m:t>
-          </m:r>
-          <m:r>
-            <m:rPr>
-              <m:sty m:val="p"/>
-            </m:rPr>
-            <m:t>×</m:t>
-          </m:r>
-          <m:sSup>
-            <m:e>
-              <m:r>
-                <m:t>10</m:t>
-              </m:r>
-            </m:e>
-            <m:sup>
-              <m:r>
-                <m:rPr>
-                  <m:sty m:val="p"/>
-                </m:rPr>
-                <m:t>−</m:t>
-              </m:r>
-              <m:r>
-                <m:t>8</m:t>
-              </m:r>
-            </m:sup>
-          </m:sSup>
-          <m:r>
-            <m:t> </m:t>
-          </m:r>
-          <m:r>
-            <m:rPr>
-              <m:sty m:val="p"/>
-            </m:rPr>
-            <m:t>M</m:t>
-          </m:r>
-        </m:oMath>
-      </m:oMathPara>
     </w:p>
     <w:p>
       <w:pPr>
@@ -37013,7 +36010,7 @@
         <w:color w:val="000000"/>
         <w:sz w:val="18"/>
       </w:rPr>
-      <w:t>第四篇 元素与分析 · 第2章 离子反应与方程式</w:t>
+      <w:t>第四篇 元素与分析 · 第2章 离子反应与方程式-学生版</w:t>
     </w:r>
   </w:p>
 </w:hdr>
